--- a/investigación/DOC-11_Bases_Teoricas.docx
+++ b/investigación/DOC-11_Bases_Teoricas.docx
@@ -1846,7 +1846,7 @@
           <w:sz w:val="24"/>
           <w:szCs w:val="24"/>
         </w:rPr>
-        <w:t xml:space="preserve">La evidencia empírica sobre la degradación de respuestas en contextos largos es convergente. Liu et al. (2023) demostraron la degradación en tareas de recuperación de información con contextos de hasta 4,000 tokens. Shi et al. (2023) mostraron que la presencia de información irrelevante en el contexto reduce la exactitud en tareas de razonamiento en hasta un 65%. Chroma Research (2025) documentó degradaciones superiores al 30% en la exactitud de respuestas de agentes LLM en producción después de 50 turnos de conversación. Redis Labs (2025) reportó que el 67% del costo operativo de inferencia en sistemas multi-herramienta se atribuye a la acumulación de contexto, no a la generación de respuestas nuevas. Desde la industria, Vercel (2025) documentó que su agente d0 con 17–18 herramientas alcanzaba una tasa de éxito del 80%, mientras que al reducir el catálogo a operaciones mínimas la tasa subió al 100%, con una reducción del 37% en tokens, mejora de 3.5× en velocidad y 42% menos pasos necesarios—evidencia de producción que cuantifica directamente el impacto del tool overload.</w:t>
+        <w:t xml:space="preserve">La evidencia empírica sobre la degradación de respuestas en contextos largos es convergente. Liu et al. (2023) demostraron la degradación en tareas de recuperación de información con contextos de hasta 4,000 tokens. Shi et al. (2023) mostraron que la presencia de información irrelevante en el contexto reduce la exactitud en tareas de razonamiento en hasta un 65%. Chroma Research (2025) documentó degradaciones superiores al 30% en la exactitud de respuestas de agentes LLM en producción después de 50 turnos de conversación. Salim et al. (2026) demostraron empíricamente que en sistemas multi-agente, los tokens de entrada constituyen en promedio el 53.9% del consumo total, evidenciando que la acumulación de contexto —no la generación de respuestas nuevas— domina el costo operativo de inferencia. Desde la industria, Vercel (2025) documentó que su agente d0 con 17–18 herramientas alcanzaba una tasa de éxito del 80%, mientras que al reducir el catálogo a operaciones mínimas la tasa subió al 100%, con una reducción del 37% en tokens, mejora de 3.5× en velocidad y 42% menos pasos necesarios—evidencia de producción que cuantifica directamente el impacto del tool overload.</w:t>
       </w:r>
     </w:p>
     <w:p>
@@ -4184,7 +4184,26 @@
           <w:sz w:val="24"/>
           <w:szCs w:val="24"/>
         </w:rPr>
-        <w:t xml:space="preserve">Redis Labs. (2025). Enterprise AI deployment patterns: Token consumption and memory management. Redis. https://redis.io/blog/enterprise-ai-memory-2025</w:t>
+        <w:t xml:space="preserve">Redis Labs. (2025). Engineering for AI agents: Memory architecture and tool integration. Redis. https://redis.io/blog/engineering-for-ai-agents/ https://redis.io/blog/enterprise-ai-memory-2025</w:t>
+      </w:r>
+    </w:p>
+    <w:p>
+      <w:pPr>
+        <w:spacing w:line="480" w:lineRule="auto"/>
+        <w:ind w:left="720" w:hanging="720"/>
+        <w:jc w:val="both"/>
+      </w:pPr>
+      <w:r>
+        <w:rPr>
+          <w:rFonts w:ascii="Times New Roman" w:cs="Times New Roman" w:eastAsia="Times New Roman" w:hAnsi="Times New Roman"/>
+          <w:b w:val="false"/>
+          <w:bCs w:val="false"/>
+          <w:i w:val="false"/>
+          <w:iCs w:val="false"/>
+          <w:sz w:val="24"/>
+          <w:szCs w:val="24"/>
+        </w:rPr>
+        <w:t xml:space="preserve">Salim, M., Latendresse, J., Khatoonabadi, S., &amp; Shihab, E. (2026). Tokenomics: Quantifying where tokens are used in agentic software engineering. arXiv. https://arxiv.org/abs/2601.14470</w:t>
       </w:r>
     </w:p>
     <w:p>
